--- a/architecture/PRD/PRD.docx
+++ b/architecture/PRD/PRD.docx
@@ -1736,7 +1736,7 @@
         <w:t>Stack</w:t>
       </w:r>
       <w:r>
-        <w:t>: Next.js 15 (React 19), TypeScript, Tailwind CSS</w:t>
+        <w:t>: Next.js 16 (React 19), TypeScript, Tailwind CSS</w:t>
       </w:r>
     </w:p>
     <w:p>
